--- a/chapters/flyleaf.docx
+++ b/chapters/flyleaf.docx
@@ -32,7 +32,7 @@
           <w:color w:val="000000"/>
           <w:sz w:val="24"/>
         </w:rPr>
-        <w:t>I hereby declare that the present final master's thesis titled "QUALITY OF PHYSICAL ACTIVITY INFORMATION ON TRADITIONAL WEBSITES VERSUS SOCIAL MEDIA PLATFORMS: A CROSS-SECTIONAL CONTENT ANALYSIS USING DISCERN AND JAMA BENCHMARKS"</w:t>
+        <w:t>I hereby declare, that the present final master's thesis titled "QUALITY OF PHYSICAL ACTIVITY INFORMATION ON TRADITIONAL WEBSITES VERSUS SOCIAL MEDIA PLATFORMS: A CROSS-SECTIONAL CONTENT ANALYSIS USING DISCERN AND JAMA BENCHMARKS"</w:t>
       </w:r>
     </w:p>
     <w:p>
@@ -80,7 +80,7 @@
           <w:color w:val="000000"/>
           <w:sz w:val="24"/>
         </w:rPr>
-        <w:t>3. Has not used any references not indicated in the paper and the list of references is complete.</w:t>
+        <w:t>3. Have not used any references not indicated in the paper and the list of references is complete.</w:t>
       </w:r>
     </w:p>
     <w:p>
@@ -317,7 +317,7 @@
           <w:color w:val="000000"/>
           <w:sz w:val="24"/>
         </w:rPr>
-        <w:t>Supervisor's name and surname: ___________________________________</w:t>
+        <w:t>Supervisor's name and surname: Dr. Antanas Usas ___________________________________</w:t>
       </w:r>
     </w:p>
     <w:p>
@@ -364,7 +364,7 @@
           <w:color w:val="000000"/>
           <w:sz w:val="24"/>
         </w:rPr>
-        <w:t>Reviewer 1: ___________________________________</w:t>
+        <w:t>Reviewer of the final thesis: ___________________________________</w:t>
       </w:r>
     </w:p>
     <w:p>
@@ -380,7 +380,7 @@
           <w:color w:val="000000"/>
           <w:sz w:val="24"/>
         </w:rPr>
-        <w:t>Study administrator: ___________________________________</w:t>
+        <w:t>Study Administrator: ___________________________________</w:t>
       </w:r>
     </w:p>
     <w:p>
@@ -427,7 +427,7 @@
           <w:color w:val="000000"/>
           <w:sz w:val="24"/>
         </w:rPr>
-        <w:t>Reviewer 2: ___________________________________</w:t>
+        <w:t>Reviewer of the final thesis: ___________________________________</w:t>
       </w:r>
     </w:p>
     <w:p>
@@ -443,7 +443,7 @@
           <w:color w:val="000000"/>
           <w:sz w:val="24"/>
         </w:rPr>
-        <w:t>Study administrator: ___________________________________</w:t>
+        <w:t>Study Administrator: ___________________________________</w:t>
       </w:r>
     </w:p>
     <w:p>
@@ -490,7 +490,7 @@
           <w:color w:val="000000"/>
           <w:sz w:val="24"/>
         </w:rPr>
-        <w:t>Final thesis placed in ETD IS by: ___________________________________</w:t>
+        <w:t>Final thesis supervisor: ___________________________________</w:t>
       </w:r>
     </w:p>
     <w:p>
@@ -506,7 +506,54 @@
           <w:color w:val="000000"/>
           <w:sz w:val="24"/>
         </w:rPr>
-        <w:t>Date / signature: ___________________________________</w:t>
+        <w:t>Study Administrator: ___________________________________</w:t>
+      </w:r>
+    </w:p>
+    <w:p>
+      <w:pPr>
+        <w:spacing w:line="360" w:lineRule="auto"/>
+        <w:jc w:val="left"/>
+      </w:pPr>
+      <w:r>
+        <w:rPr>
+          <w:rFonts w:ascii="Times New Roman" w:hAnsi="Times New Roman"/>
+          <w:b w:val="0"/>
+          <w:i w:val="0"/>
+          <w:color w:val="000000"/>
+          <w:sz w:val="24"/>
+        </w:rPr>
+        <w:t>Signature: ___________________________________</w:t>
+      </w:r>
+    </w:p>
+    <w:p>
+      <w:pPr>
+        <w:spacing w:line="360" w:lineRule="auto"/>
+        <w:jc w:val="both"/>
+      </w:pPr>
+      <w:r>
+        <w:rPr>
+          <w:rFonts w:ascii="Times New Roman" w:hAnsi="Times New Roman"/>
+          <w:b w:val="0"/>
+          <w:i w:val="0"/>
+          <w:color w:val="000000"/>
+          <w:sz w:val="24"/>
+        </w:rPr>
+      </w:r>
+    </w:p>
+    <w:p>
+      <w:pPr>
+        <w:spacing w:line="360" w:lineRule="auto"/>
+        <w:jc w:val="left"/>
+      </w:pPr>
+      <w:r>
+        <w:rPr>
+          <w:rFonts w:ascii="Times New Roman" w:hAnsi="Times New Roman"/>
+          <w:b w:val="0"/>
+          <w:i w:val="0"/>
+          <w:color w:val="000000"/>
+          <w:sz w:val="24"/>
+        </w:rPr>
+        <w:t>Final Master’s thesis has been placed in ETD IS ___________________________________</w:t>
       </w:r>
     </w:p>
     <w:sectPr>
